--- a/J3210/Смирнов Олег/homeworks/hw2/Отчет.docx
+++ b/J3210/Смирнов Олег/homeworks/hw2/Отчет.docx
@@ -1531,7 +1531,7 @@
           <w:vertAlign w:val="baseline"/>
           <w:rtl w:val="0"/>
         </w:rPr>
-        <w:t xml:space="preserve">Улучшить доступность ранее реализованного сайта FinFlow из лабораторной 1. Требовалось добавить недостающие HTML-атрибуты и другие элементы, важные для доступности, а затем проверить результат через инструменты браузера и Google Lighthouse.</w:t>
+        <w:t xml:space="preserve">Улучшить доступность ранее реализованного сайта. Требовалось добавить недостающие HTML-атрибуты и другие элементы, важные для доступности, а затем проверить результат через инструменты браузера и Google Lighthouse.</w:t>
       </w:r>
     </w:p>
     <w:p>
